--- a/docs/evidencias/entrega-word/03-Docker-Compose.docx
+++ b/docs/evidencias/entrega-word/03-Docker-Compose.docx
@@ -332,7 +332,7 @@
           <w:color w:val="000000"/>
           <w:sz w:val="22"/>
         </w:rPr>
-        <w:t>: los tres componentes que hasta este punto de la entrega se probaron por separado (frontend, documentado en el primer documento; backend, documentado en el segundo) se integran aquí como un solo sistema funcionando junto a una base de datos PostgreSQL real.</w:t>
+        <w:t xml:space="preserve"> (descrito con detalle en la sección 2): los tres componentes que hasta este punto de la entrega se probaron por separado (frontend, documentado en el primer documento; backend, documentado en el segundo) se integran aquí como un solo sistema funcionando junto a una base de datos PostgreSQL real.</w:t>
       </w:r>
     </w:p>
     <w:p>
@@ -393,7 +393,595 @@
         <w:rPr>
           <w:color w:val="000000"/>
         </w:rPr>
-        <w:t>2. Descripción del software: ¿qué son Docker y Docker Compose?</w:t>
+        <w:t>2. Descripción general del proyecto: SaludYa</w:t>
+      </w:r>
+    </w:p>
+    <w:p>
+      <w:pPr>
+        <w:spacing w:after="160"/>
+      </w:pPr>
+      <w:r>
+        <w:rPr>
+          <w:b w:val="0"/>
+          <w:i w:val="0"/>
+          <w:color w:val="000000"/>
+          <w:sz w:val="22"/>
+        </w:rPr>
+        <w:t>Antes de describir la herramienta específica que cubre este documento, es necesario describir el proyecto sobre el cual se aplica, ya que las pruebas y la contenerización no tienen sentido por sí solas: existen para verificar y desplegar un sistema real.</w:t>
+      </w:r>
+    </w:p>
+    <w:p>
+      <w:pPr>
+        <w:pStyle w:val="Heading2"/>
+      </w:pPr>
+      <w:r>
+        <w:rPr>
+          <w:color w:val="000000"/>
+        </w:rPr>
+        <w:t>2.1 Problema que resuelve</w:t>
+      </w:r>
+    </w:p>
+    <w:p>
+      <w:pPr>
+        <w:spacing w:after="160"/>
+      </w:pPr>
+      <w:r>
+        <w:rPr>
+          <w:b w:val="0"/>
+          <w:i w:val="0"/>
+          <w:color w:val="000000"/>
+          <w:sz w:val="22"/>
+        </w:rPr>
+        <w:t>Actualmente, muchas personas deben acudir físicamente a un hospital únicamente para realizar trámites administrativos sencillos: solicitar una cita, consultarla, cancelarla, o simplemente conocer los horarios y especialidades disponibles. Esto provoca congestión en las instalaciones, filas largas, pérdida de tiempo para el paciente, retrasos en la atención y sobrecarga del personal administrativo — recursos que podrían concentrarse en pacientes que realmente requieren atención presencial.</w:t>
+      </w:r>
+    </w:p>
+    <w:p>
+      <w:pPr>
+        <w:pStyle w:val="Heading2"/>
+      </w:pPr>
+      <w:r>
+        <w:rPr>
+          <w:color w:val="000000"/>
+        </w:rPr>
+        <w:t>2.2 Qué es SaludYa</w:t>
+      </w:r>
+    </w:p>
+    <w:p>
+      <w:pPr>
+        <w:spacing w:after="160"/>
+      </w:pPr>
+      <w:r>
+        <w:rPr>
+          <w:b/>
+          <w:i w:val="0"/>
+          <w:color w:val="000000"/>
+          <w:sz w:val="22"/>
+        </w:rPr>
+        <w:t>SaludYa — Portal Web de Gestión Hospitalaria</w:t>
+      </w:r>
+      <w:r>
+        <w:rPr>
+          <w:b w:val="0"/>
+          <w:i w:val="0"/>
+          <w:color w:val="000000"/>
+          <w:sz w:val="22"/>
+        </w:rPr>
+        <w:t xml:space="preserve"> es un sistema web que digitaliza esos trámites administrativos: permite a un paciente registrarse, iniciar sesión, y agendar, consultar y cancelar sus citas médicas en línea; y permite a un administrador del hospital gestionar médicos, especialidades y el flujo completo de citas desde un panel propio. El sistema aplica reglas reales de negocio de un hospital: horario de atención (7:00 a. m. a 5:00 p. m.), prohibición de citas los domingos, y la imposibilidad de que un mismo médico tenga dos citas activas a la misma fecha y hora.</w:t>
+      </w:r>
+    </w:p>
+    <w:p>
+      <w:pPr>
+        <w:pStyle w:val="Heading2"/>
+      </w:pPr>
+      <w:r>
+        <w:rPr>
+          <w:color w:val="000000"/>
+        </w:rPr>
+        <w:t>2.3 Módulos del sistema</w:t>
+      </w:r>
+    </w:p>
+    <w:tbl>
+      <w:tblPr>
+        <w:tblStyle w:val="TableGrid"/>
+        <w:tblW w:type="auto" w:w="0"/>
+        <w:tblLook w:firstColumn="1" w:firstRow="1" w:lastColumn="0" w:lastRow="0" w:noHBand="0" w:noVBand="1" w:val="04A0"/>
+      </w:tblPr>
+      <w:tblGrid>
+        <w:gridCol w:w="4703"/>
+        <w:gridCol w:w="4703"/>
+      </w:tblGrid>
+      <w:tr>
+        <w:tc>
+          <w:tcPr>
+            <w:tcW w:type="dxa" w:w="4703"/>
+            <w:shd w:val="clear" w:color="auto" w:fill="D9D9D9"/>
+          </w:tcPr>
+          <w:p>
+            <w:r>
+              <w:rPr>
+                <w:b/>
+                <w:color w:val="000000"/>
+                <w:sz w:val="20"/>
+              </w:rPr>
+              <w:t>Módulo</w:t>
+            </w:r>
+          </w:p>
+        </w:tc>
+        <w:tc>
+          <w:tcPr>
+            <w:tcW w:type="dxa" w:w="4703"/>
+            <w:shd w:val="clear" w:color="auto" w:fill="D9D9D9"/>
+          </w:tcPr>
+          <w:p>
+            <w:r>
+              <w:rPr>
+                <w:b/>
+                <w:color w:val="000000"/>
+                <w:sz w:val="20"/>
+              </w:rPr>
+              <w:t>Funcionalidades</w:t>
+            </w:r>
+          </w:p>
+        </w:tc>
+      </w:tr>
+      <w:tr>
+        <w:tc>
+          <w:tcPr>
+            <w:tcW w:type="dxa" w:w="4703"/>
+          </w:tcPr>
+          <w:p>
+            <w:r>
+              <w:rPr>
+                <w:color w:val="000000"/>
+                <w:sz w:val="20"/>
+              </w:rPr>
+              <w:t>Público</w:t>
+            </w:r>
+          </w:p>
+        </w:tc>
+        <w:tc>
+          <w:tcPr>
+            <w:tcW w:type="dxa" w:w="4703"/>
+          </w:tcPr>
+          <w:p>
+            <w:r>
+              <w:rPr>
+                <w:color w:val="000000"/>
+                <w:sz w:val="20"/>
+              </w:rPr>
+              <w:t>Landing institucional, historia/misión/visión, listado de especialidades, listado de médicos, contacto, preguntas frecuentes.</w:t>
+            </w:r>
+          </w:p>
+        </w:tc>
+      </w:tr>
+      <w:tr>
+        <w:tc>
+          <w:tcPr>
+            <w:tcW w:type="dxa" w:w="4703"/>
+          </w:tcPr>
+          <w:p>
+            <w:r>
+              <w:rPr>
+                <w:color w:val="000000"/>
+                <w:sz w:val="20"/>
+              </w:rPr>
+              <w:t>Paciente</w:t>
+            </w:r>
+          </w:p>
+        </w:tc>
+        <w:tc>
+          <w:tcPr>
+            <w:tcW w:type="dxa" w:w="4703"/>
+          </w:tcPr>
+          <w:p>
+            <w:r>
+              <w:rPr>
+                <w:color w:val="000000"/>
+                <w:sz w:val="20"/>
+              </w:rPr>
+              <w:t>Registro, inicio de sesión, edición de perfil, agendar cita (validando horario, día y disponibilidad del médico), consultar citas (pendientes e historial) y cancelarlas.</w:t>
+            </w:r>
+          </w:p>
+        </w:tc>
+      </w:tr>
+      <w:tr>
+        <w:tc>
+          <w:tcPr>
+            <w:tcW w:type="dxa" w:w="4703"/>
+          </w:tcPr>
+          <w:p>
+            <w:r>
+              <w:rPr>
+                <w:color w:val="000000"/>
+                <w:sz w:val="20"/>
+              </w:rPr>
+              <w:t>Administrador</w:t>
+            </w:r>
+          </w:p>
+        </w:tc>
+        <w:tc>
+          <w:tcPr>
+            <w:tcW w:type="dxa" w:w="4703"/>
+          </w:tcPr>
+          <w:p>
+            <w:r>
+              <w:rPr>
+                <w:color w:val="000000"/>
+                <w:sz w:val="20"/>
+              </w:rPr>
+              <w:t>Dashboard con métricas en tiempo real, CRUD de médicos, CRUD de especialidades, gestión y cancelación de cualquier cita, administración de pacientes (desactivación de cuentas).</w:t>
+            </w:r>
+          </w:p>
+        </w:tc>
+      </w:tr>
+    </w:tbl>
+    <w:p>
+      <w:pPr>
+        <w:spacing w:after="200"/>
+      </w:pPr>
+    </w:p>
+    <w:p>
+      <w:pPr>
+        <w:pStyle w:val="Heading2"/>
+      </w:pPr>
+      <w:r>
+        <w:rPr>
+          <w:color w:val="000000"/>
+        </w:rPr>
+        <w:t>2.4 Stack tecnológico completo del proyecto</w:t>
+      </w:r>
+    </w:p>
+    <w:tbl>
+      <w:tblPr>
+        <w:tblStyle w:val="TableGrid"/>
+        <w:tblW w:type="auto" w:w="0"/>
+        <w:tblLook w:firstColumn="1" w:firstRow="1" w:lastColumn="0" w:lastRow="0" w:noHBand="0" w:noVBand="1" w:val="04A0"/>
+      </w:tblPr>
+      <w:tblGrid>
+        <w:gridCol w:w="4703"/>
+        <w:gridCol w:w="4703"/>
+      </w:tblGrid>
+      <w:tr>
+        <w:tc>
+          <w:tcPr>
+            <w:tcW w:type="dxa" w:w="4703"/>
+            <w:shd w:val="clear" w:color="auto" w:fill="D9D9D9"/>
+          </w:tcPr>
+          <w:p>
+            <w:r>
+              <w:rPr>
+                <w:b/>
+                <w:color w:val="000000"/>
+                <w:sz w:val="20"/>
+              </w:rPr>
+              <w:t>Capa</w:t>
+            </w:r>
+          </w:p>
+        </w:tc>
+        <w:tc>
+          <w:tcPr>
+            <w:tcW w:type="dxa" w:w="4703"/>
+            <w:shd w:val="clear" w:color="auto" w:fill="D9D9D9"/>
+          </w:tcPr>
+          <w:p>
+            <w:r>
+              <w:rPr>
+                <w:b/>
+                <w:color w:val="000000"/>
+                <w:sz w:val="20"/>
+              </w:rPr>
+              <w:t>Tecnología</w:t>
+            </w:r>
+          </w:p>
+        </w:tc>
+      </w:tr>
+      <w:tr>
+        <w:tc>
+          <w:tcPr>
+            <w:tcW w:type="dxa" w:w="4703"/>
+          </w:tcPr>
+          <w:p>
+            <w:r>
+              <w:rPr>
+                <w:color w:val="000000"/>
+                <w:sz w:val="20"/>
+              </w:rPr>
+              <w:t>Frontend</w:t>
+            </w:r>
+          </w:p>
+        </w:tc>
+        <w:tc>
+          <w:tcPr>
+            <w:tcW w:type="dxa" w:w="4703"/>
+          </w:tcPr>
+          <w:p>
+            <w:r>
+              <w:rPr>
+                <w:color w:val="000000"/>
+                <w:sz w:val="20"/>
+              </w:rPr>
+              <w:t>React 18, Vite, TailwindCSS, Axios, React Router, Vitest, React Testing Library</w:t>
+            </w:r>
+          </w:p>
+        </w:tc>
+      </w:tr>
+      <w:tr>
+        <w:tc>
+          <w:tcPr>
+            <w:tcW w:type="dxa" w:w="4703"/>
+          </w:tcPr>
+          <w:p>
+            <w:r>
+              <w:rPr>
+                <w:color w:val="000000"/>
+                <w:sz w:val="20"/>
+              </w:rPr>
+              <w:t>Backend</w:t>
+            </w:r>
+          </w:p>
+        </w:tc>
+        <w:tc>
+          <w:tcPr>
+            <w:tcW w:type="dxa" w:w="4703"/>
+          </w:tcPr>
+          <w:p>
+            <w:r>
+              <w:rPr>
+                <w:color w:val="000000"/>
+                <w:sz w:val="20"/>
+              </w:rPr>
+              <w:t>Python 3.11, FastAPI, SQLAlchemy 2, Pydantic v2, python-jose (JWT), passlib (bcrypt), Alembic, Pytest</w:t>
+            </w:r>
+          </w:p>
+        </w:tc>
+      </w:tr>
+      <w:tr>
+        <w:tc>
+          <w:tcPr>
+            <w:tcW w:type="dxa" w:w="4703"/>
+          </w:tcPr>
+          <w:p>
+            <w:r>
+              <w:rPr>
+                <w:color w:val="000000"/>
+                <w:sz w:val="20"/>
+              </w:rPr>
+              <w:t>Base de datos</w:t>
+            </w:r>
+          </w:p>
+        </w:tc>
+        <w:tc>
+          <w:tcPr>
+            <w:tcW w:type="dxa" w:w="4703"/>
+          </w:tcPr>
+          <w:p>
+            <w:r>
+              <w:rPr>
+                <w:color w:val="000000"/>
+                <w:sz w:val="20"/>
+              </w:rPr>
+              <w:t>PostgreSQL 15, normalizada hasta 3FN</w:t>
+            </w:r>
+          </w:p>
+        </w:tc>
+      </w:tr>
+      <w:tr>
+        <w:tc>
+          <w:tcPr>
+            <w:tcW w:type="dxa" w:w="4703"/>
+          </w:tcPr>
+          <w:p>
+            <w:r>
+              <w:rPr>
+                <w:color w:val="000000"/>
+                <w:sz w:val="20"/>
+              </w:rPr>
+              <w:t>DevOps</w:t>
+            </w:r>
+          </w:p>
+        </w:tc>
+        <w:tc>
+          <w:tcPr>
+            <w:tcW w:type="dxa" w:w="4703"/>
+          </w:tcPr>
+          <w:p>
+            <w:r>
+              <w:rPr>
+                <w:color w:val="000000"/>
+                <w:sz w:val="20"/>
+              </w:rPr>
+              <w:t>Docker, Docker Compose, Nginx (reverse proxy + SPA), Git, GitHub</w:t>
+            </w:r>
+          </w:p>
+        </w:tc>
+      </w:tr>
+    </w:tbl>
+    <w:p>
+      <w:pPr>
+        <w:spacing w:after="200"/>
+      </w:pPr>
+    </w:p>
+    <w:p>
+      <w:pPr>
+        <w:spacing w:after="160"/>
+      </w:pPr>
+      <w:r>
+        <w:rPr>
+          <w:b w:val="0"/>
+          <w:i w:val="0"/>
+          <w:color w:val="000000"/>
+          <w:sz w:val="22"/>
+        </w:rPr>
+        <w:t>Este documento se enfoca específicamente en uno de esos componentes; los otros dos se documentan, con el mismo nivel de detalle, en los otros dos documentos de esta misma entrega.</w:t>
+      </w:r>
+    </w:p>
+    <w:p>
+      <w:pPr>
+        <w:pStyle w:val="Heading2"/>
+      </w:pPr>
+      <w:r>
+        <w:rPr>
+          <w:color w:val="000000"/>
+        </w:rPr>
+        <w:t>2.5 Arquitectura general (resumen)</w:t>
+      </w:r>
+    </w:p>
+    <w:p>
+      <w:pPr>
+        <w:spacing w:after="160"/>
+      </w:pPr>
+      <w:r>
+        <w:rPr>
+          <w:b w:val="0"/>
+          <w:i w:val="0"/>
+          <w:color w:val="000000"/>
+          <w:sz w:val="22"/>
+        </w:rPr>
+        <w:t xml:space="preserve">El sistema se despliega como tres contenedores independientes que se comunican entre sí: el navegador habla únicamente con el contenedor </w:t>
+      </w:r>
+      <w:r>
+        <w:rPr>
+          <w:b/>
+          <w:i w:val="0"/>
+          <w:color w:val="000000"/>
+          <w:sz w:val="22"/>
+        </w:rPr>
+        <w:t>frontend</w:t>
+      </w:r>
+      <w:r>
+        <w:rPr>
+          <w:b w:val="0"/>
+          <w:i w:val="0"/>
+          <w:color w:val="000000"/>
+          <w:sz w:val="22"/>
+        </w:rPr>
+        <w:t xml:space="preserve"> (Nginx), que sirve la interfaz web y reenvía las llamadas a la API hacia el contenedor </w:t>
+      </w:r>
+      <w:r>
+        <w:rPr>
+          <w:b/>
+          <w:i w:val="0"/>
+          <w:color w:val="000000"/>
+          <w:sz w:val="22"/>
+        </w:rPr>
+        <w:t>backend</w:t>
+      </w:r>
+      <w:r>
+        <w:rPr>
+          <w:b w:val="0"/>
+          <w:i w:val="0"/>
+          <w:color w:val="000000"/>
+          <w:sz w:val="22"/>
+        </w:rPr>
+        <w:t xml:space="preserve"> (FastAPI/Uvicorn), el cual a su vez consulta al contenedor </w:t>
+      </w:r>
+      <w:r>
+        <w:rPr>
+          <w:b/>
+          <w:i w:val="0"/>
+          <w:color w:val="000000"/>
+          <w:sz w:val="22"/>
+        </w:rPr>
+        <w:t>db</w:t>
+      </w:r>
+      <w:r>
+        <w:rPr>
+          <w:b w:val="0"/>
+          <w:i w:val="0"/>
+          <w:color w:val="000000"/>
+          <w:sz w:val="22"/>
+        </w:rPr>
+        <w:t xml:space="preserve"> (PostgreSQL). El backend sigue </w:t>
+      </w:r>
+      <w:r>
+        <w:rPr>
+          <w:b/>
+          <w:i w:val="0"/>
+          <w:color w:val="000000"/>
+          <w:sz w:val="22"/>
+        </w:rPr>
+        <w:t>Clean Architecture</w:t>
+      </w:r>
+      <w:r>
+        <w:rPr>
+          <w:b w:val="0"/>
+          <w:i w:val="0"/>
+          <w:color w:val="000000"/>
+          <w:sz w:val="22"/>
+        </w:rPr>
+        <w:t>: los controladores (routers) nunca acceden a la base de datos directamente, sino a través de una capa de servicios (reglas de negocio) y una capa de repositorios (acceso a datos), separación que se explica en detalle en la documentación técnica del repositorio (docs/ARQUITECTURA.md).</w:t>
+      </w:r>
+    </w:p>
+    <w:p>
+      <w:pPr>
+        <w:pStyle w:val="Heading2"/>
+      </w:pPr>
+      <w:r>
+        <w:rPr>
+          <w:color w:val="000000"/>
+        </w:rPr>
+        <w:t>2.6 Repositorio del proyecto</w:t>
+      </w:r>
+    </w:p>
+    <w:p>
+      <w:pPr>
+        <w:spacing w:after="160"/>
+      </w:pPr>
+      <w:r>
+        <w:rPr>
+          <w:b w:val="0"/>
+          <w:i w:val="0"/>
+          <w:color w:val="000000"/>
+          <w:sz w:val="22"/>
+        </w:rPr>
+        <w:t>El código fuente completo, con su historial de commits, está publicado y es públicamente accesible en:</w:t>
+      </w:r>
+    </w:p>
+    <w:tbl>
+      <w:tblPr>
+        <w:tblStyle w:val="TableGrid"/>
+        <w:tblW w:type="auto" w:w="0"/>
+        <w:tblLook w:firstColumn="1" w:firstRow="1" w:lastColumn="0" w:lastRow="0" w:noHBand="0" w:noVBand="1" w:val="04A0"/>
+      </w:tblPr>
+      <w:tblGrid>
+        <w:gridCol w:w="9406"/>
+      </w:tblGrid>
+      <w:tr>
+        <w:tc>
+          <w:tcPr>
+            <w:tcW w:type="dxa" w:w="9406"/>
+            <w:shd w:val="clear" w:color="auto" w:fill="F2F2F2"/>
+          </w:tcPr>
+          <w:p>
+            <w:pPr>
+              <w:spacing w:after="0"/>
+            </w:pPr>
+            <w:r>
+              <w:rPr>
+                <w:rFonts w:ascii="Consolas" w:hAnsi="Consolas"/>
+                <w:color w:val="000000"/>
+                <w:sz w:val="17"/>
+              </w:rPr>
+              <w:t>https://github.com/davidcamilo2005/saludya-hospital-portal</w:t>
+            </w:r>
+          </w:p>
+        </w:tc>
+      </w:tr>
+    </w:tbl>
+    <w:p>
+      <w:pPr>
+        <w:spacing w:after="120"/>
+      </w:pPr>
+    </w:p>
+    <w:p>
+      <w:pPr>
+        <w:pStyle w:val="Heading1"/>
+      </w:pPr>
+      <w:r>
+        <w:rPr>
+          <w:color w:val="000000"/>
+        </w:rPr>
+        <w:t>3. Descripción del software: ¿qué son Docker y Docker Compose?</w:t>
       </w:r>
     </w:p>
     <w:p>
@@ -522,7 +1110,7 @@
         <w:rPr>
           <w:color w:val="000000"/>
         </w:rPr>
-        <w:t>2.1 Los tres servicios (contenedores) de SaludYa</w:t>
+        <w:t>3.1 Los tres servicios (contenedores) de SaludYa</w:t>
       </w:r>
     </w:p>
     <w:tbl>
@@ -732,7 +1320,7 @@
         <w:rPr>
           <w:color w:val="000000"/>
         </w:rPr>
-        <w:t>2.2 Por qué se eligió Docker Compose sobre levantar cada servicio a mano</w:t>
+        <w:t>3.2 Por qué se eligió Docker Compose sobre levantar cada servicio a mano</w:t>
       </w:r>
     </w:p>
     <w:p>
@@ -812,7 +1400,7 @@
         <w:rPr>
           <w:color w:val="000000"/>
         </w:rPr>
-        <w:t>3. Rol de Docker dentro del proyecto SaludYa</w:t>
+        <w:t>4. Rol de Docker dentro del proyecto SaludYa</w:t>
       </w:r>
     </w:p>
     <w:p>
@@ -873,7 +1461,7 @@
         <w:rPr>
           <w:color w:val="000000"/>
         </w:rPr>
-        <w:t>4. Entorno de trabajo: por qué el código se probó con Docker en otra máquina</w:t>
+        <w:t>5. Entorno de trabajo: por qué el código se probó con Docker en otra máquina</w:t>
       </w:r>
     </w:p>
     <w:p>
@@ -1053,7 +1641,7 @@
         <w:rPr>
           <w:color w:val="000000"/>
         </w:rPr>
-        <w:t>5. Instalación y configuración, paso a paso</w:t>
+        <w:t>6. Instalación y configuración, paso a paso</w:t>
       </w:r>
     </w:p>
     <w:p>
@@ -1064,7 +1652,7 @@
         <w:rPr>
           <w:color w:val="000000"/>
         </w:rPr>
-        <w:t>5.1 Instalación de Docker Desktop</w:t>
+        <w:t>6.1 Instalación de Docker Desktop</w:t>
       </w:r>
     </w:p>
     <w:p>
@@ -1140,7 +1728,7 @@
         <w:rPr>
           <w:color w:val="000000"/>
         </w:rPr>
-        <w:t>5.2 Archivos de configuración incluidos en el proyecto</w:t>
+        <w:t>6.2 Archivos de configuración incluidos en el proyecto</w:t>
       </w:r>
     </w:p>
     <w:p>
@@ -1395,7 +1983,7 @@
         <w:rPr>
           <w:color w:val="000000"/>
         </w:rPr>
-        <w:t>5.3 Fragmento clave de docker-compose.yml</w:t>
+        <w:t>6.3 Fragmento clave de docker-compose.yml</w:t>
       </w:r>
     </w:p>
     <w:tbl>
@@ -1651,7 +2239,7 @@
         <w:rPr>
           <w:color w:val="000000"/>
         </w:rPr>
-        <w:t>6. Guía paso a paso: construcción y ejecución</w:t>
+        <w:t>7. Guía paso a paso: construcción y ejecución</w:t>
       </w:r>
     </w:p>
     <w:p>
@@ -2121,7 +2709,7 @@
         <w:rPr>
           <w:color w:val="000000"/>
         </w:rPr>
-        <w:t>7. Evidencia de la ejecución: nota de transparencia</w:t>
+        <w:t>8. Evidencia de la ejecución: nota de transparencia</w:t>
       </w:r>
     </w:p>
     <w:p>
@@ -2144,7 +2732,7 @@
           <w:color w:val="000000"/>
           <w:sz w:val="22"/>
         </w:rPr>
-        <w:t xml:space="preserve"> Lo mostrado en la sección 6 es: (a) el resultado que el propio código de este repositorio produce necesariamente al ejecutarse —porque se deduce directamente de docker-compose.yml y de los Dockerfile, no es una invención—, y (b) los espacios exactos, marcados como “CAPTURA REAL”, donde deben insertarse las capturas de pantalla </w:t>
+        <w:t xml:space="preserve"> Lo mostrado en la sección 7 es: (a) el resultado que el propio código de este repositorio produce necesariamente al ejecutarse —porque se deduce directamente de docker-compose.yml y de los Dockerfile, no es una invención—, y (b) los espacios exactos, marcados como “CAPTURA REAL”, donde deben insertarse las capturas de pantalla </w:t>
       </w:r>
       <w:r>
         <w:rPr>
@@ -2268,7 +2856,7 @@
         <w:rPr>
           <w:color w:val="000000"/>
         </w:rPr>
-        <w:t>8. Interpretación de resultados</w:t>
+        <w:t>9. Interpretación de resultados</w:t>
       </w:r>
     </w:p>
     <w:tbl>
@@ -2449,7 +3037,7 @@
         <w:rPr>
           <w:color w:val="000000"/>
         </w:rPr>
-        <w:t>9. Comandos de administración utilizados</w:t>
+        <w:t>10. Comandos de administración utilizados</w:t>
       </w:r>
     </w:p>
     <w:tbl>
@@ -2541,7 +3129,7 @@
         <w:rPr>
           <w:color w:val="000000"/>
         </w:rPr>
-        <w:t>10. Relación con el resto del proyecto</w:t>
+        <w:t>11. Relación con el resto del proyecto</w:t>
       </w:r>
     </w:p>
     <w:p>
@@ -2566,7 +3154,7 @@
         <w:rPr>
           <w:color w:val="000000"/>
         </w:rPr>
-        <w:t>11. Conclusiones</w:t>
+        <w:t>12. Conclusiones</w:t>
       </w:r>
     </w:p>
     <w:p>
@@ -2619,7 +3207,7 @@
         <w:rPr>
           <w:color w:val="000000"/>
         </w:rPr>
-        <w:t>12. Referencias</w:t>
+        <w:t>13. Referencias</w:t>
       </w:r>
     </w:p>
     <w:p>
